--- a/week01/assignment/week1-assignment.docx
+++ b/week01/assignment/week1-assignment.docx
@@ -34,12 +34,7 @@
         <w:rPr>
           <w:noProof/>
         </w:rPr>
-      </w:r>
-      <w:r>
-        <w:rPr>
-          <w:noProof/>
-        </w:rPr>
-        <w:pict w14:anchorId="015341FA">
+        <w:pict w14:anchorId="7C50B618">
           <v:rect id="_x0000_i1026" alt="" style="width:468pt;height:.05pt;mso-width-percent:0;mso-height-percent:0;mso-width-percent:0;mso-height-percent:0" o:hralign="center" o:hrstd="t" o:hr="t" fillcolor="#a0a0a0" stroked="f"/>
         </w:pict>
       </w:r>
@@ -118,15 +113,7 @@
         <w:t>localhost:8088</w:t>
       </w:r>
       <w:r>
-        <w:t xml:space="preserve">, </w:t>
-      </w:r>
-      <w:proofErr w:type="spellStart"/>
-      <w:r>
-        <w:t>NiFi</w:t>
-      </w:r>
-      <w:proofErr w:type="spellEnd"/>
-      <w:r>
-        <w:t xml:space="preserve"> at </w:t>
+        <w:t xml:space="preserve">, NiFi at </w:t>
       </w:r>
       <w:r>
         <w:rPr>
@@ -200,14 +187,8 @@
           <w:rFonts w:ascii="Times New Roman" w:eastAsia="Times New Roman" w:hAnsi="Times New Roman" w:cs="Times New Roman"/>
           <w:noProof/>
         </w:rPr>
-      </w:r>
-      <w:r>
-        <w:rPr>
-          <w:rFonts w:ascii="Times New Roman" w:eastAsia="Times New Roman" w:hAnsi="Times New Roman" w:cs="Times New Roman"/>
-          <w:noProof/>
-        </w:rPr>
-        <w:pict w14:anchorId="57CB4144">
-          <v:rect id="_x0000_i1027" alt="" style="width:468pt;height:.05pt;mso-width-percent:0;mso-height-percent:0;mso-width-percent:0;mso-height-percent:0" o:hralign="center" o:hrstd="t" o:hr="t" fillcolor="#a0a0a0" stroked="f"/>
+        <w:pict w14:anchorId="06774F90">
+          <v:rect id="_x0000_i1025" alt="" style="width:468pt;height:.05pt;mso-width-percent:0;mso-height-percent:0;mso-width-percent:0;mso-height-percent:0" o:hralign="center" o:hrstd="t" o:hr="t" fillcolor="#a0a0a0" stroked="f"/>
         </w:pict>
       </w:r>
     </w:p>
@@ -298,21 +279,7 @@
         <w:rPr>
           <w:rFonts w:ascii="Times New Roman" w:eastAsia="Times New Roman" w:hAnsi="Times New Roman" w:cs="Times New Roman"/>
         </w:rPr>
-        <w:t xml:space="preserve">HDFS </w:t>
-      </w:r>
-      <w:proofErr w:type="spellStart"/>
-      <w:r>
-        <w:rPr>
-          <w:rFonts w:ascii="Times New Roman" w:eastAsia="Times New Roman" w:hAnsi="Times New Roman" w:cs="Times New Roman"/>
-        </w:rPr>
-        <w:t>NameNode</w:t>
-      </w:r>
-      <w:proofErr w:type="spellEnd"/>
-      <w:r>
-        <w:rPr>
-          <w:rFonts w:ascii="Times New Roman" w:eastAsia="Times New Roman" w:hAnsi="Times New Roman" w:cs="Times New Roman"/>
-        </w:rPr>
-        <w:t xml:space="preserve"> UI (</w:t>
+        <w:t>HDFS NameNode UI (</w:t>
       </w:r>
       <w:r>
         <w:rPr>
@@ -344,21 +311,7 @@
         <w:rPr>
           <w:rFonts w:ascii="Times New Roman" w:eastAsia="Times New Roman" w:hAnsi="Times New Roman" w:cs="Times New Roman"/>
         </w:rPr>
-        <w:t xml:space="preserve">YARN </w:t>
-      </w:r>
-      <w:proofErr w:type="spellStart"/>
-      <w:r>
-        <w:rPr>
-          <w:rFonts w:ascii="Times New Roman" w:eastAsia="Times New Roman" w:hAnsi="Times New Roman" w:cs="Times New Roman"/>
-        </w:rPr>
-        <w:t>ResourceManager</w:t>
-      </w:r>
-      <w:proofErr w:type="spellEnd"/>
-      <w:r>
-        <w:rPr>
-          <w:rFonts w:ascii="Times New Roman" w:eastAsia="Times New Roman" w:hAnsi="Times New Roman" w:cs="Times New Roman"/>
-        </w:rPr>
-        <w:t xml:space="preserve"> UI (</w:t>
+        <w:t>YARN ResourceManager UI (</w:t>
       </w:r>
       <w:r>
         <w:rPr>
@@ -390,7 +343,21 @@
         <w:rPr>
           <w:rFonts w:ascii="Times New Roman" w:eastAsia="Times New Roman" w:hAnsi="Times New Roman" w:cs="Times New Roman"/>
         </w:rPr>
-        <w:t>HiveServer2 / Beeline connection</w:t>
+        <w:t>HBase Master UI (</w:t>
+      </w:r>
+      <w:r>
+        <w:rPr>
+          <w:rFonts w:ascii="Courier New" w:eastAsia="Times New Roman" w:hAnsi="Courier New" w:cs="Courier New"/>
+          <w:sz w:val="20"/>
+          <w:szCs w:val="20"/>
+        </w:rPr>
+        <w:t>http://localhost:16010</w:t>
+      </w:r>
+      <w:r>
+        <w:rPr>
+          <w:rFonts w:ascii="Times New Roman" w:eastAsia="Times New Roman" w:hAnsi="Times New Roman" w:cs="Times New Roman"/>
+        </w:rPr>
+        <w:t>)</w:t>
       </w:r>
     </w:p>
     <w:p>
@@ -408,7 +375,7 @@
         <w:rPr>
           <w:rFonts w:ascii="Times New Roman" w:eastAsia="Times New Roman" w:hAnsi="Times New Roman" w:cs="Times New Roman"/>
         </w:rPr>
-        <w:t>HBase Master UI (</w:t>
+        <w:t>Spark History Server (</w:t>
       </w:r>
       <w:r>
         <w:rPr>
@@ -416,7 +383,7 @@
           <w:sz w:val="20"/>
           <w:szCs w:val="20"/>
         </w:rPr>
-        <w:t>http://localhost:16010</w:t>
+        <w:t>http://localhost:18080</w:t>
       </w:r>
       <w:r>
         <w:rPr>
@@ -440,7 +407,7 @@
         <w:rPr>
           <w:rFonts w:ascii="Times New Roman" w:eastAsia="Times New Roman" w:hAnsi="Times New Roman" w:cs="Times New Roman"/>
         </w:rPr>
-        <w:t>Spark History Server (</w:t>
+        <w:t>NiFi UI (</w:t>
       </w:r>
       <w:r>
         <w:rPr>
@@ -448,7 +415,7 @@
           <w:sz w:val="20"/>
           <w:szCs w:val="20"/>
         </w:rPr>
-        <w:t>http://localhost:18080</w:t>
+        <w:t>https://localhost:8443/nifi</w:t>
       </w:r>
       <w:r>
         <w:rPr>
@@ -468,59 +435,11 @@
           <w:rFonts w:ascii="Times New Roman" w:eastAsia="Times New Roman" w:hAnsi="Times New Roman" w:cs="Times New Roman"/>
         </w:rPr>
       </w:pPr>
-      <w:proofErr w:type="spellStart"/>
       <w:r>
         <w:rPr>
           <w:rFonts w:ascii="Times New Roman" w:eastAsia="Times New Roman" w:hAnsi="Times New Roman" w:cs="Times New Roman"/>
         </w:rPr>
-        <w:t>NiFi</w:t>
-      </w:r>
-      <w:proofErr w:type="spellEnd"/>
-      <w:r>
-        <w:rPr>
-          <w:rFonts w:ascii="Times New Roman" w:eastAsia="Times New Roman" w:hAnsi="Times New Roman" w:cs="Times New Roman"/>
-        </w:rPr>
-        <w:t xml:space="preserve"> UI (</w:t>
-      </w:r>
-      <w:r>
-        <w:rPr>
-          <w:rFonts w:ascii="Courier New" w:eastAsia="Times New Roman" w:hAnsi="Courier New" w:cs="Courier New"/>
-          <w:sz w:val="20"/>
-          <w:szCs w:val="20"/>
-        </w:rPr>
-        <w:t>https://localhost:8443/nifi</w:t>
-      </w:r>
-      <w:r>
-        <w:rPr>
-          <w:rFonts w:ascii="Times New Roman" w:eastAsia="Times New Roman" w:hAnsi="Times New Roman" w:cs="Times New Roman"/>
-        </w:rPr>
-        <w:t>)</w:t>
-      </w:r>
-    </w:p>
-    <w:p>
-      <w:pPr>
-        <w:numPr>
-          <w:ilvl w:val="2"/>
-          <w:numId w:val="27"/>
-        </w:numPr>
-        <w:spacing w:before="100" w:beforeAutospacing="1" w:after="100" w:afterAutospacing="1"/>
-        <w:rPr>
-          <w:rFonts w:ascii="Times New Roman" w:eastAsia="Times New Roman" w:hAnsi="Times New Roman" w:cs="Times New Roman"/>
-        </w:rPr>
-      </w:pPr>
-      <w:proofErr w:type="spellStart"/>
-      <w:r>
-        <w:rPr>
-          <w:rFonts w:ascii="Times New Roman" w:eastAsia="Times New Roman" w:hAnsi="Times New Roman" w:cs="Times New Roman"/>
-        </w:rPr>
-        <w:t>Solr</w:t>
-      </w:r>
-      <w:proofErr w:type="spellEnd"/>
-      <w:r>
-        <w:rPr>
-          <w:rFonts w:ascii="Times New Roman" w:eastAsia="Times New Roman" w:hAnsi="Times New Roman" w:cs="Times New Roman"/>
-        </w:rPr>
-        <w:t xml:space="preserve"> Admin UI (</w:t>
+        <w:t>Solr Admin UI (</w:t>
       </w:r>
       <w:r>
         <w:rPr>
@@ -840,7 +759,6 @@
           <w:szCs w:val="22"/>
         </w:rPr>
       </w:pPr>
-      <w:proofErr w:type="spellStart"/>
       <w:r>
         <w:rPr>
           <w:rFonts w:ascii="Courier New" w:hAnsi="Courier New" w:cs="Courier New"/>
@@ -848,48 +766,27 @@
           <w:sz w:val="22"/>
           <w:szCs w:val="22"/>
         </w:rPr>
-        <w:t>sudo</w:t>
-      </w:r>
-      <w:proofErr w:type="spellEnd"/>
-      <w:r>
+        <w:t>sudo apt update</w:t>
+      </w:r>
+    </w:p>
+    <w:p>
+      <w:pPr>
+        <w:pStyle w:val="BodyText"/>
         <w:rPr>
           <w:rFonts w:ascii="Courier New" w:hAnsi="Courier New" w:cs="Courier New"/>
           <w:color w:val="EE0000"/>
           <w:sz w:val="22"/>
           <w:szCs w:val="22"/>
         </w:rPr>
-        <w:t xml:space="preserve"> apt update</w:t>
-      </w:r>
-    </w:p>
-    <w:p>
-      <w:pPr>
-        <w:pStyle w:val="BodyText"/>
+      </w:pPr>
+      <w:r>
         <w:rPr>
           <w:rFonts w:ascii="Courier New" w:hAnsi="Courier New" w:cs="Courier New"/>
           <w:color w:val="EE0000"/>
           <w:sz w:val="22"/>
           <w:szCs w:val="22"/>
         </w:rPr>
-      </w:pPr>
-      <w:proofErr w:type="spellStart"/>
-      <w:r>
-        <w:rPr>
-          <w:rFonts w:ascii="Courier New" w:hAnsi="Courier New" w:cs="Courier New"/>
-          <w:color w:val="EE0000"/>
-          <w:sz w:val="22"/>
-          <w:szCs w:val="22"/>
-        </w:rPr>
-        <w:t>sudo</w:t>
-      </w:r>
-      <w:proofErr w:type="spellEnd"/>
-      <w:r>
-        <w:rPr>
-          <w:rFonts w:ascii="Courier New" w:hAnsi="Courier New" w:cs="Courier New"/>
-          <w:color w:val="EE0000"/>
-          <w:sz w:val="22"/>
-          <w:szCs w:val="22"/>
-        </w:rPr>
-        <w:t xml:space="preserve"> apt install git -y</w:t>
+        <w:t>sudo apt install git -y</w:t>
       </w:r>
     </w:p>
     <w:p>
@@ -945,14 +842,12 @@
         <w:t xml:space="preserve"> and </w:t>
       </w:r>
       <w:hyperlink r:id="rId12" w:tgtFrame="_new" w:history="1">
-        <w:proofErr w:type="spellStart"/>
         <w:r>
           <w:rPr>
             <w:rStyle w:val="Hyperlink"/>
           </w:rPr>
           <w:t>PuttyGen</w:t>
         </w:r>
-        <w:proofErr w:type="spellEnd"/>
       </w:hyperlink>
       <w:r>
         <w:t xml:space="preserve"> from the official website</w:t>
@@ -1284,14 +1179,12 @@
       <w:r>
         <w:br/>
       </w:r>
-      <w:proofErr w:type="spellStart"/>
       <w:r>
         <w:rPr>
           <w:rFonts w:ascii="Courier New" w:hAnsi="Courier New" w:cs="Courier New"/>
         </w:rPr>
         <w:t>sudo</w:t>
       </w:r>
-      <w:proofErr w:type="spellEnd"/>
       <w:r>
         <w:rPr>
           <w:rFonts w:ascii="Courier New" w:hAnsi="Courier New" w:cs="Courier New"/>
@@ -1371,15 +1264,7 @@
         </w:numPr>
       </w:pPr>
       <w:r>
-        <w:t xml:space="preserve">Start </w:t>
-      </w:r>
-      <w:proofErr w:type="spellStart"/>
-      <w:r>
-        <w:t>NiFi</w:t>
-      </w:r>
-      <w:proofErr w:type="spellEnd"/>
-      <w:r>
-        <w:t>:</w:t>
+        <w:t>Start NiFi:</w:t>
       </w:r>
       <w:r>
         <w:br/>
@@ -1405,15 +1290,7 @@
         </w:numPr>
       </w:pPr>
       <w:r>
-        <w:t xml:space="preserve">Stop </w:t>
-      </w:r>
-      <w:proofErr w:type="spellStart"/>
-      <w:r>
-        <w:t>NiFi</w:t>
-      </w:r>
-      <w:proofErr w:type="spellEnd"/>
-      <w:r>
-        <w:t>:</w:t>
+        <w:t>Stop NiFi:</w:t>
       </w:r>
       <w:r>
         <w:br/>
